--- a/netlify/functions/templates/whisper_protokoll.docx
+++ b/netlify/functions/templates/whisper_protokoll.docx
@@ -2,7 +2,6 @@
 <file path=word/document.xml><?xml version="1.0" encoding="utf-8"?>
 <w:document xmlns:w="http://schemas.openxmlformats.org/wordprocessingml/2006/main" xmlns:r="http://schemas.openxmlformats.org/officeDocument/2006/relationships">
   <w:body>
-    <!-- Titel -->
     <w:p>
       <w:pPr>
         <w:pStyle w:val="berschrift1"/>
@@ -11,7 +10,6 @@
         <w:t>{titel}</w:t>
       </w:r>
     </w:p>
-    <!-- Datum -->
     <w:p>
       <w:pPr>
         <w:pStyle w:val="Standard"/>
@@ -24,7 +22,6 @@
         <w:t xml:space="preserve">Datum: {datum}</w:t>
       </w:r>
     </w:p>
-    <!-- Themen Loop -->
     <w:p>
       <w:pPr>
         <w:pStyle w:val="berschrift2"/>
@@ -41,13 +38,12 @@
         <w:t>{text}{/themen}</w:t>
       </w:r>
     </w:p>
-    <!-- Vereinbarungen -->
     <w:p>
       <w:pPr>
         <w:pStyle w:val="berschrift2"/>
       </w:pPr>
       <w:r>
-        <w:t>{#vereinbarungen_block}Konkrete Vereinbarungen und nächste Schritte</w:t>
+        <w:t xml:space="preserve">Vereinbarungen und nächste Schritte</w:t>
       </w:r>
     </w:p>
     <w:p>
@@ -55,16 +51,15 @@
         <w:pStyle w:val="Listenabsatz"/>
       </w:pPr>
       <w:r>
-        <w:t>{#vereinbarungen}- {.}{/vereinbarungen}{/vereinbarungen_block}</w:t>
+        <w:t>{#vereinbarungen}- {.}{/vereinbarungen}</w:t>
       </w:r>
     </w:p>
-    <!-- Todos -->
     <w:p>
       <w:pPr>
         <w:pStyle w:val="berschrift2"/>
       </w:pPr>
       <w:r>
-        <w:t>{#todos_block}ToDo-Liste</w:t>
+        <w:t>ToDo-Liste</w:t>
       </w:r>
     </w:p>
     <w:tbl>
@@ -84,7 +79,6 @@
         <w:gridCol w:w="2268"/>
         <w:gridCol w:w="1814"/>
       </w:tblGrid>
-      <!-- Header Row -->
       <w:tr>
         <w:tc>
           <w:tcPr>
@@ -129,7 +123,6 @@
           </w:p>
         </w:tc>
       </w:tr>
-      <!-- Data Rows Loop -->
       <w:tr>
         <w:tc>
           <w:tcPr>
@@ -157,7 +150,7 @@
           </w:tcPr>
           <w:p>
             <w:r>
-              <w:t>{termin}{/todos}{/todos_block}</w:t>
+              <w:t>{termin}{/todos}</w:t>
             </w:r>
           </w:p>
         </w:tc>

--- a/netlify/functions/templates/whisper_protokoll.docx
+++ b/netlify/functions/templates/whisper_protokoll.docx
@@ -156,6 +156,18 @@
         </w:tc>
       </w:tr>
     </w:tbl>
+    <w:sectPr>
+      <w:headerReference w:type="even" r:id="rId6"/>
+      <w:headerReference w:type="default" r:id="rId7"/>
+      <w:footerReference w:type="even" r:id="rId8"/>
+      <w:footerReference w:type="default" r:id="rId9"/>
+      <w:headerReference w:type="first" r:id="rId10"/>
+      <w:footerReference w:type="first" r:id="rId11"/>
+      <w:pgSz w:w="11906" w:h="16838"/>
+      <w:pgMar w:top="1417" w:right="1417" w:bottom="1134" w:left="1417" w:header="708" w:footer="708" w:gutter="0"/>
+      <w:cols w:space="708"/>
+      <w:docGrid w:linePitch="360"/>
+    </w:sectPr>
   </w:body>
 </w:document>
 </file>

--- a/netlify/functions/templates/whisper_protokoll.docx
+++ b/netlify/functions/templates/whisper_protokoll.docx
@@ -24,10 +24,24 @@
     </w:p>
     <w:p>
       <w:pPr>
-        <w:pStyle w:val="berschrift2"/>
+        <w:pStyle w:val="Standard"/>
       </w:pPr>
       <w:r>
-        <w:t>{#themen}{titel}</w:t>
+        <w:t>{#themen}</w:t>
+      </w:r>
+    </w:p>
+    <w:p>
+      <w:pPr>
+        <w:pStyle w:val="Standard"/>
+        <w:keepNext/>
+        <w:spacing w:before="480"/>
+      </w:pPr>
+      <w:r>
+        <w:rPr>
+          <w:b/>
+          <w:bCs/>
+        </w:rPr>
+        <w:t>{titel}</w:t>
       </w:r>
     </w:p>
     <w:p>
@@ -35,7 +49,15 @@
         <w:pStyle w:val="Standard"/>
       </w:pPr>
       <w:r>
-        <w:t>{text}{/themen}</w:t>
+        <w:t>{text}</w:t>
+      </w:r>
+    </w:p>
+    <w:p>
+      <w:pPr>
+        <w:pStyle w:val="Standard"/>
+      </w:pPr>
+      <w:r>
+        <w:t>{/themen}</w:t>
       </w:r>
     </w:p>
     <w:p>
@@ -48,10 +70,26 @@
     </w:p>
     <w:p>
       <w:pPr>
+        <w:pStyle w:val="Standard"/>
+      </w:pPr>
+      <w:r>
+        <w:t>{#vereinbarungen}</w:t>
+      </w:r>
+    </w:p>
+    <w:p>
+      <w:pPr>
         <w:pStyle w:val="Listenabsatz"/>
       </w:pPr>
       <w:r>
-        <w:t>{#vereinbarungen}- {.}{/vereinbarungen}</w:t>
+        <w:t xml:space="preserve">•	{.}</w:t>
+      </w:r>
+    </w:p>
+    <w:p>
+      <w:pPr>
+        <w:pStyle w:val="Standard"/>
+      </w:pPr>
+      <w:r>
+        <w:t>{/vereinbarungen}</w:t>
       </w:r>
     </w:p>
     <w:p>
